--- a/a7/packages/A7 Unit 3 - Exponents and Scientific Notation/Lessons/3.06/A7 3.06 Evaluating and Equivalent Expressions - Lesson Plan.docx
+++ b/a7/packages/A7 Unit 3 - Exponents and Scientific Notation/Lessons/3.06/A7 3.06 Evaluating and Equivalent Expressions - Lesson Plan.docx
@@ -1699,7 +1699,7 @@
                 <w:color w:val="1A1A1A"/>
                 <w:sz w:val="19"/>
               </w:rPr>
-              <w:t>Post the target; say the 'today' line and nothing else yet.</w:t>
+              <w:t>Post the target; say the one line the Teacher's Edition gives for it, and nothing else yet.</w:t>
             </w:r>
           </w:p>
         </w:tc>

--- a/a7/packages/A7 Unit 3 - Exponents and Scientific Notation/Lessons/3.06/A7 3.06 Evaluating and Equivalent Expressions - Lesson Plan.docx
+++ b/a7/packages/A7 Unit 3 - Exponents and Scientific Notation/Lessons/3.06/A7 3.06 Evaluating and Equivalent Expressions - Lesson Plan.docx
@@ -1135,7 +1135,7 @@
                 <w:color w:val="1A1A1A"/>
                 <w:sz w:val="20"/>
               </w:rPr>
-              <w:t>Board 9 — Xavier's claim is tested rather than believed; the student converts the second expression and finds 2</w:t>
+              <w:t>Board 9 — Xavier's claim is tested rather than believed; the student converts the second expression and finds 3</w:t>
             </w:r>
             <w:r>
               <w:rPr>
@@ -1145,7 +1145,7 @@
                 <w:sz w:val="20"/>
                 <w:vertAlign w:val="superscript"/>
               </w:rPr>
-              <w:t>-6</w:t>
+              <w:t>-8</w:t>
             </w:r>
             <w:r>
               <w:rPr>
@@ -4406,7 +4406,7 @@
                 <w:sz w:val="18"/>
                 <w:vertAlign w:val="superscript"/>
               </w:rPr>
-              <w:t>15</w:t>
+              <w:t>20</w:t>
             </w:r>
             <w:r>
               <w:rPr>
@@ -4415,7 +4415,7 @@
                 <w:color w:val="1A1A1A"/>
                 <w:sz w:val="18"/>
               </w:rPr>
-              <w:t xml:space="preserve"> megabytes. Another holds 8</w:t>
+              <w:t xml:space="preserve"> megabytes. Another holds 16</w:t>
             </w:r>
             <w:r>
               <w:rPr>
@@ -4465,7 +4465,7 @@
                 <w:color w:val="9E1B32"/>
                 <w:sz w:val="18"/>
               </w:rPr>
-              <w:t>The same: 8</w:t>
+              <w:t>The same: 16</w:t>
             </w:r>
             <w:r>
               <w:rPr>
@@ -4494,7 +4494,7 @@
                 <w:sz w:val="18"/>
                 <w:vertAlign w:val="superscript"/>
               </w:rPr>
-              <w:t>3</w:t>
+              <w:t>4</w:t>
             </w:r>
             <w:r>
               <w:rPr>
@@ -4532,7 +4532,7 @@
                 <w:sz w:val="18"/>
                 <w:vertAlign w:val="superscript"/>
               </w:rPr>
-              <w:t>15</w:t>
+              <w:t>20</w:t>
             </w:r>
           </w:p>
         </w:tc>
@@ -4563,7 +4563,7 @@
                 <w:color w:val="1A1A1A"/>
                 <w:sz w:val="18"/>
               </w:rPr>
-              <w:t>'8</w:t>
+              <w:t>'16</w:t>
             </w:r>
             <w:r>
               <w:rPr>
@@ -4592,7 +4592,7 @@
                 <w:sz w:val="18"/>
                 <w:vertAlign w:val="superscript"/>
               </w:rPr>
-              <w:t>15</w:t>
+              <w:t>20</w:t>
             </w:r>
             <w:r>
               <w:rPr>
@@ -4611,7 +4611,7 @@
                 <w:sz w:val="18"/>
                 <w:vertAlign w:val="superscript"/>
               </w:rPr>
-              <w:t>8</w:t>
+              <w:t>9</w:t>
             </w:r>
             <w:r>
               <w:rPr>
@@ -4620,7 +4620,7 @@
                 <w:color w:val="1A1A1A"/>
                 <w:sz w:val="18"/>
               </w:rPr>
-              <w:t xml:space="preserve"> — added 3 + 5 in the power-of-a-power step [confused with product of powers]; anything built from 45 — the unneeded figure was used</w:t>
+              <w:t xml:space="preserve"> — added 4 + 5 in the power-of-a-power step [confused with product of powers]; anything built from 45 — the unneeded figure was used</w:t>
             </w:r>
           </w:p>
         </w:tc>
@@ -4683,7 +4683,7 @@
             <w:r>
               <w:drawing>
                 <wp:inline xmlns:a="http://schemas.openxmlformats.org/drawingml/2006/main" xmlns:pic="http://schemas.openxmlformats.org/drawingml/2006/picture">
-                  <wp:extent cx="134112" cy="146304"/>
+                  <wp:extent cx="213360" cy="140208"/>
                   <wp:docPr id="6" name="Picture 6"/>
                   <wp:cNvGraphicFramePr>
                     <a:graphicFrameLocks noChangeAspect="1"/>
@@ -4692,7 +4692,7 @@
                     <a:graphicData uri="http://schemas.openxmlformats.org/drawingml/2006/picture">
                       <pic:pic>
                         <pic:nvPicPr>
-                          <pic:cNvPr id="0" name="79036f08309faac7.png"/>
+                          <pic:cNvPr id="0" name="c9ad26dd931d2a44.png"/>
                           <pic:cNvPicPr/>
                         </pic:nvPicPr>
                         <pic:blipFill>
@@ -4704,7 +4704,7 @@
                         <pic:spPr>
                           <a:xfrm>
                             <a:off x="0" y="0"/>
-                            <a:ext cx="134112" cy="146304"/>
+                            <a:ext cx="213360" cy="140208"/>
                           </a:xfrm>
                           <a:prstGeom prst="rect"/>
                         </pic:spPr>
@@ -4752,7 +4752,7 @@
                 <w:color w:val="9E1B32"/>
                 <w:sz w:val="18"/>
               </w:rPr>
-              <w:t>C — 3</w:t>
+              <w:t>C — 5</w:t>
             </w:r>
             <w:r>
               <w:rPr>
@@ -4762,7 +4762,7 @@
                 <w:sz w:val="18"/>
                 <w:vertAlign w:val="superscript"/>
               </w:rPr>
-              <w:t>8</w:t>
+              <w:t>14</w:t>
             </w:r>
           </w:p>
         </w:tc>
@@ -4793,7 +4793,7 @@
                 <w:color w:val="1A1A1A"/>
                 <w:sz w:val="18"/>
               </w:rPr>
-              <w:t>(A) squared the exponent, 4</w:t>
+              <w:t>(A) squared the exponent, 7</w:t>
             </w:r>
             <w:r>
               <w:rPr>
@@ -4812,7 +4812,7 @@
                 <w:color w:val="1A1A1A"/>
                 <w:sz w:val="18"/>
               </w:rPr>
-              <w:t xml:space="preserve"> = 16 [the outer exponent applied to the exponent]; (B) replaced 9 by 3 and kept the exponent [the 3</w:t>
+              <w:t xml:space="preserve"> = 49 [the outer exponent applied to the exponent]; (B) replaced 25 by 5 and kept the exponent [the 5</w:t>
             </w:r>
             <w:r>
               <w:rPr>
@@ -4831,7 +4831,7 @@
                 <w:color w:val="1A1A1A"/>
                 <w:sz w:val="18"/>
               </w:rPr>
-              <w:t xml:space="preserve"> was not written]; (D) added 2 + 4 instead of multiplying [power of a power confused with product of powers]</w:t>
+              <w:t xml:space="preserve"> was not written]; (D) added 2 + 7 instead of multiplying [power of a power confused with product of powers]</w:t>
             </w:r>
           </w:p>
         </w:tc>
@@ -4903,7 +4903,7 @@
                     <a:graphicData uri="http://schemas.openxmlformats.org/drawingml/2006/picture">
                       <pic:pic>
                         <pic:nvPicPr>
-                          <pic:cNvPr id="0" name="6a0ac13d58c02e2f.png"/>
+                          <pic:cNvPr id="0" name="fa38d8fae997f22d.png"/>
                           <pic:cNvPicPr/>
                         </pic:nvPicPr>
                         <pic:blipFill>
@@ -4973,7 +4973,7 @@
                 <w:sz w:val="18"/>
                 <w:vertAlign w:val="superscript"/>
               </w:rPr>
-              <w:t>-7</w:t>
+              <w:t>-13</w:t>
             </w:r>
           </w:p>
         </w:tc>
@@ -5061,7 +5061,7 @@
                 <w:color w:val="1A1A1A"/>
                 <w:sz w:val="18"/>
               </w:rPr>
-              <w:t>, not 2]; (D) multiplied −4 · 3 [confused with power of a power]</w:t>
+              <w:t>, not 2]; (D) multiplied −8 · 5 [confused with power of a power]</w:t>
             </w:r>
           </w:p>
         </w:tc>
@@ -5133,7 +5133,7 @@
                     <a:graphicData uri="http://schemas.openxmlformats.org/drawingml/2006/picture">
                       <pic:pic>
                         <pic:nvPicPr>
-                          <pic:cNvPr id="0" name="99826e564fe09c71.png"/>
+                          <pic:cNvPr id="0" name="b0a16f200a3c408e.png"/>
                           <pic:cNvPicPr/>
                         </pic:nvPicPr>
                         <pic:blipFill>
@@ -5180,7 +5180,7 @@
             <w:r>
               <w:drawing>
                 <wp:inline xmlns:a="http://schemas.openxmlformats.org/drawingml/2006/main" xmlns:pic="http://schemas.openxmlformats.org/drawingml/2006/picture">
-                  <wp:extent cx="134112" cy="140208"/>
+                  <wp:extent cx="182880" cy="140208"/>
                   <wp:docPr id="9" name="Picture 9"/>
                   <wp:cNvGraphicFramePr>
                     <a:graphicFrameLocks noChangeAspect="1"/>
@@ -5189,7 +5189,7 @@
                     <a:graphicData uri="http://schemas.openxmlformats.org/drawingml/2006/picture">
                       <pic:pic>
                         <pic:nvPicPr>
-                          <pic:cNvPr id="0" name="1733baea4fbbb49f.png"/>
+                          <pic:cNvPr id="0" name="f4fe84f117ac5d77.png"/>
                           <pic:cNvPicPr/>
                         </pic:nvPicPr>
                         <pic:blipFill>
@@ -5201,7 +5201,7 @@
                         <pic:spPr>
                           <a:xfrm>
                             <a:off x="0" y="0"/>
-                            <a:ext cx="134112" cy="140208"/>
+                            <a:ext cx="182880" cy="140208"/>
                           </a:xfrm>
                           <a:prstGeom prst="rect"/>
                         </pic:spPr>
@@ -5250,7 +5250,7 @@
                 <w:sz w:val="18"/>
                 <w:vertAlign w:val="superscript"/>
               </w:rPr>
-              <w:t>3</w:t>
+              <w:t>13</w:t>
             </w:r>
             <w:r>
               <w:rPr>
@@ -5259,7 +5259,7 @@
                 <w:color w:val="1A1A1A"/>
                 <w:sz w:val="18"/>
               </w:rPr>
-              <w:t xml:space="preserve"> or 8</w:t>
+              <w:t xml:space="preserve"> — multiplied the bases and added the exponents [7.NSO.1.1 misconception: operating on the bases]; 2</w:t>
             </w:r>
             <w:r>
               <w:rPr>
@@ -5269,26 +5269,7 @@
                 <w:sz w:val="18"/>
                 <w:vertAlign w:val="superscript"/>
               </w:rPr>
-              <w:t>6</w:t>
-            </w:r>
-            <w:r>
-              <w:rPr>
-                <w:b w:val="0"/>
-                <w:i w:val="0"/>
-                <w:color w:val="1A1A1A"/>
-                <w:sz w:val="18"/>
-              </w:rPr>
-              <w:t xml:space="preserve"> — multiplied the bases [7.NSO.1.1 misconception: operating on the bases]; 2</w:t>
-            </w:r>
-            <w:r>
-              <w:rPr>
-                <w:b w:val="0"/>
-                <w:i w:val="0"/>
-                <w:color w:val="1A1A1A"/>
-                <w:sz w:val="18"/>
-                <w:vertAlign w:val="superscript"/>
-              </w:rPr>
-              <w:t>6</w:t>
+              <w:t>16</w:t>
             </w:r>
             <w:r>
               <w:rPr>
@@ -5307,7 +5288,7 @@
                 <w:sz w:val="18"/>
                 <w:vertAlign w:val="superscript"/>
               </w:rPr>
-              <w:t>3</w:t>
+              <w:t>8</w:t>
             </w:r>
             <w:r>
               <w:rPr>
@@ -5326,7 +5307,7 @@
                 <w:sz w:val="18"/>
                 <w:vertAlign w:val="superscript"/>
               </w:rPr>
-              <w:t>3</w:t>
+              <w:t>5</w:t>
             </w:r>
             <w:r>
               <w:rPr>
@@ -5638,7 +5619,7 @@
                 <w:color w:val="1A1A1A"/>
                 <w:sz w:val="18"/>
               </w:rPr>
-              <w:t>Xavier says (1/4)</w:t>
+              <w:t>Xavier says (1/9)</w:t>
             </w:r>
             <w:r>
               <w:rPr>
@@ -5657,7 +5638,7 @@
                 <w:color w:val="1A1A1A"/>
                 <w:sz w:val="18"/>
               </w:rPr>
-              <w:t>·2</w:t>
+              <w:t>·3</w:t>
             </w:r>
             <w:r>
               <w:rPr>
@@ -5667,7 +5648,7 @@
                 <w:sz w:val="18"/>
                 <w:vertAlign w:val="superscript"/>
               </w:rPr>
-              <w:t>-3</w:t>
+              <w:t>-5</w:t>
             </w:r>
             <w:r>
               <w:rPr>
@@ -5676,7 +5657,7 @@
                 <w:color w:val="1A1A1A"/>
                 <w:sz w:val="18"/>
               </w:rPr>
-              <w:t xml:space="preserve"> and (1/2)</w:t>
+              <w:t xml:space="preserve"> and (1/3)</w:t>
             </w:r>
             <w:r>
               <w:rPr>
@@ -5686,7 +5667,7 @@
                 <w:sz w:val="18"/>
                 <w:vertAlign w:val="superscript"/>
               </w:rPr>
-              <w:t>4</w:t>
+              <w:t>6</w:t>
             </w:r>
             <w:r>
               <w:rPr>
@@ -5695,7 +5676,7 @@
                 <w:color w:val="1A1A1A"/>
                 <w:sz w:val="18"/>
               </w:rPr>
-              <w:t>·4</w:t>
+              <w:t>·9</w:t>
             </w:r>
             <w:r>
               <w:rPr>
@@ -5714,7 +5695,7 @@
                 <w:color w:val="1A1A1A"/>
                 <w:sz w:val="18"/>
               </w:rPr>
-              <w:t xml:space="preserve"> are equivalent because both can be written as 2</w:t>
+              <w:t xml:space="preserve"> are equivalent because both can be written as 3</w:t>
             </w:r>
             <w:r>
               <w:rPr>
@@ -5724,7 +5705,7 @@
                 <w:sz w:val="18"/>
                 <w:vertAlign w:val="superscript"/>
               </w:rPr>
-              <w:t>-7</w:t>
+              <w:t>-9</w:t>
             </w:r>
             <w:r>
               <w:rPr>
@@ -5764,7 +5745,7 @@
                 <w:color w:val="9E1B32"/>
                 <w:sz w:val="18"/>
               </w:rPr>
-              <w:t>No — the second is 2</w:t>
+              <w:t>No — the second is 3</w:t>
             </w:r>
             <w:r>
               <w:rPr>
@@ -5774,7 +5755,7 @@
                 <w:sz w:val="18"/>
                 <w:vertAlign w:val="superscript"/>
               </w:rPr>
-              <w:t>-6</w:t>
+              <w:t>-8</w:t>
             </w:r>
             <w:r>
               <w:rPr>
@@ -5783,7 +5764,7 @@
                 <w:color w:val="9E1B32"/>
                 <w:sz w:val="18"/>
               </w:rPr>
-              <w:t>, not 2</w:t>
+              <w:t>, not 3</w:t>
             </w:r>
             <w:r>
               <w:rPr>
@@ -5793,7 +5774,7 @@
                 <w:sz w:val="18"/>
                 <w:vertAlign w:val="superscript"/>
               </w:rPr>
-              <w:t>-7</w:t>
+              <w:t>-9</w:t>
             </w:r>
           </w:p>
         </w:tc>
@@ -5824,7 +5805,7 @@
                 <w:color w:val="1A1A1A"/>
                 <w:sz w:val="18"/>
               </w:rPr>
-              <w:t>'Yes' — 4</w:t>
+              <w:t>'Yes' — 9</w:t>
             </w:r>
             <w:r>
               <w:rPr>
@@ -5843,7 +5824,7 @@
                 <w:color w:val="1A1A1A"/>
                 <w:sz w:val="18"/>
               </w:rPr>
-              <w:t xml:space="preserve"> rewritten as 2</w:t>
+              <w:t xml:space="preserve"> rewritten as 3</w:t>
             </w:r>
             <w:r>
               <w:rPr>
@@ -5862,7 +5843,7 @@
                 <w:color w:val="1A1A1A"/>
                 <w:sz w:val="18"/>
               </w:rPr>
-              <w:t xml:space="preserve"> [the base 4 is 2</w:t>
+              <w:t xml:space="preserve"> [the base 9 is 3</w:t>
             </w:r>
             <w:r>
               <w:rPr>
